--- a/Task 1.docx
+++ b/Task 1.docx
@@ -1393,30 +1393,26 @@
           <w:numId w:val="2"/>
         </w:numPr>
         <w:rPr>
-          <w:sz w:val="28"/>
-          <w:szCs w:val="22"/>
-        </w:rPr>
-      </w:pPr>
-      <w:r>
-        <w:rPr>
-          <w:sz w:val="28"/>
-          <w:szCs w:val="22"/>
+          <w:szCs w:val="20"/>
+        </w:rPr>
+      </w:pPr>
+      <w:r>
+        <w:rPr>
+          <w:szCs w:val="20"/>
         </w:rPr>
         <w:t xml:space="preserve">It is used for classification </w:t>
       </w:r>
       <w:proofErr w:type="gramStart"/>
       <w:r>
         <w:rPr>
-          <w:sz w:val="28"/>
-          <w:szCs w:val="22"/>
+          <w:szCs w:val="20"/>
         </w:rPr>
         <w:t>problem</w:t>
       </w:r>
       <w:proofErr w:type="gramEnd"/>
       <w:r>
         <w:rPr>
-          <w:sz w:val="28"/>
-          <w:szCs w:val="22"/>
+          <w:szCs w:val="20"/>
         </w:rPr>
         <w:t>, an extension of linear regression.</w:t>
       </w:r>
@@ -1429,55 +1425,48 @@
           <w:numId w:val="2"/>
         </w:numPr>
         <w:rPr>
-          <w:sz w:val="28"/>
-          <w:szCs w:val="22"/>
+          <w:szCs w:val="20"/>
         </w:rPr>
       </w:pPr>
       <w:proofErr w:type="gramStart"/>
       <w:r>
         <w:rPr>
-          <w:sz w:val="28"/>
-          <w:szCs w:val="22"/>
+          <w:szCs w:val="20"/>
         </w:rPr>
         <w:t>linear</w:t>
       </w:r>
       <w:proofErr w:type="gramEnd"/>
       <w:r>
         <w:rPr>
-          <w:sz w:val="28"/>
-          <w:szCs w:val="22"/>
+          <w:szCs w:val="20"/>
         </w:rPr>
         <w:t xml:space="preserve"> regression </w:t>
       </w:r>
       <w:proofErr w:type="gramStart"/>
       <w:r>
         <w:rPr>
-          <w:sz w:val="28"/>
-          <w:szCs w:val="22"/>
+          <w:szCs w:val="20"/>
         </w:rPr>
         <w:t>predict</w:t>
       </w:r>
       <w:proofErr w:type="gramEnd"/>
       <w:r>
         <w:rPr>
-          <w:sz w:val="28"/>
-          <w:szCs w:val="22"/>
+          <w:szCs w:val="20"/>
         </w:rPr>
         <w:t xml:space="preserve"> continuous value, but it predicts probability of binary outcome. </w:t>
       </w:r>
       <w:proofErr w:type="spellStart"/>
       <w:r>
         <w:rPr>
-          <w:sz w:val="28"/>
-          <w:szCs w:val="22"/>
+          <w:szCs w:val="20"/>
         </w:rPr>
         <w:t>i.e</w:t>
       </w:r>
       <w:proofErr w:type="spellEnd"/>
       <w:r>
         <w:rPr>
-          <w:sz w:val="28"/>
-          <w:szCs w:val="22"/>
+          <w:szCs w:val="20"/>
         </w:rPr>
         <w:t xml:space="preserve"> 0 or 1.</w:t>
       </w:r>
@@ -1490,14 +1479,12 @@
           <w:numId w:val="2"/>
         </w:numPr>
         <w:rPr>
-          <w:sz w:val="28"/>
-          <w:szCs w:val="22"/>
-        </w:rPr>
-      </w:pPr>
-      <w:r>
-        <w:rPr>
-          <w:sz w:val="28"/>
-          <w:szCs w:val="22"/>
+          <w:szCs w:val="20"/>
+        </w:rPr>
+      </w:pPr>
+      <w:r>
+        <w:rPr>
+          <w:szCs w:val="20"/>
         </w:rPr>
         <w:t>It starts with weighted sum of inputs.</w:t>
       </w:r>
@@ -1506,14 +1493,12 @@
       <w:pPr>
         <w:ind w:left="2160" w:firstLine="720"/>
         <w:rPr>
-          <w:sz w:val="28"/>
-          <w:szCs w:val="22"/>
-        </w:rPr>
-      </w:pPr>
-      <w:r>
-        <w:rPr>
-          <w:sz w:val="28"/>
-          <w:szCs w:val="22"/>
+          <w:szCs w:val="20"/>
+        </w:rPr>
+      </w:pPr>
+      <w:r>
+        <w:rPr>
+          <w:szCs w:val="20"/>
         </w:rPr>
         <w:drawing>
           <wp:inline distT="0" distB="0" distL="0" distR="0" wp14:anchorId="427696AE" wp14:editId="5A7F6248">
@@ -1560,30 +1545,26 @@
           <w:numId w:val="2"/>
         </w:numPr>
         <w:rPr>
-          <w:sz w:val="28"/>
-          <w:szCs w:val="22"/>
-        </w:rPr>
-      </w:pPr>
-      <w:r>
-        <w:rPr>
-          <w:sz w:val="28"/>
-          <w:szCs w:val="22"/>
+          <w:szCs w:val="20"/>
+        </w:rPr>
+      </w:pPr>
+      <w:r>
+        <w:rPr>
+          <w:szCs w:val="20"/>
         </w:rPr>
         <w:t xml:space="preserve">To predict </w:t>
       </w:r>
       <w:proofErr w:type="gramStart"/>
       <w:r>
         <w:rPr>
-          <w:sz w:val="28"/>
-          <w:szCs w:val="22"/>
+          <w:szCs w:val="20"/>
         </w:rPr>
         <w:t>probability</w:t>
       </w:r>
       <w:proofErr w:type="gramEnd"/>
       <w:r>
         <w:rPr>
-          <w:sz w:val="28"/>
-          <w:szCs w:val="22"/>
+          <w:szCs w:val="20"/>
         </w:rPr>
         <w:t xml:space="preserve"> it uses sigmoid function:</w:t>
       </w:r>
@@ -1591,14 +1572,12 @@
     <w:p>
       <w:pPr>
         <w:rPr>
-          <w:sz w:val="28"/>
-          <w:szCs w:val="22"/>
-        </w:rPr>
-      </w:pPr>
-      <w:r>
-        <w:rPr>
-          <w:sz w:val="28"/>
-          <w:szCs w:val="22"/>
+          <w:szCs w:val="20"/>
+        </w:rPr>
+      </w:pPr>
+      <w:r>
+        <w:rPr>
+          <w:szCs w:val="20"/>
         </w:rPr>
         <w:lastRenderedPageBreak/>
         <w:drawing>
@@ -1641,36 +1620,31 @@
     <w:p>
       <w:pPr>
         <w:rPr>
-          <w:sz w:val="28"/>
-          <w:szCs w:val="22"/>
-        </w:rPr>
-      </w:pPr>
-      <w:r>
-        <w:rPr>
-          <w:sz w:val="28"/>
-          <w:szCs w:val="22"/>
+          <w:szCs w:val="20"/>
+        </w:rPr>
+      </w:pPr>
+      <w:r>
+        <w:rPr>
+          <w:szCs w:val="20"/>
         </w:rPr>
         <w:tab/>
         <w:t xml:space="preserve">When we plot this hypothesis, we will get S-shaped curve from 0 to 1 limits </w:t>
       </w:r>
       <w:r>
         <w:rPr>
-          <w:sz w:val="28"/>
-          <w:szCs w:val="22"/>
+          <w:szCs w:val="20"/>
         </w:rPr>
         <w:t>z→+∞ and 0 as z</w:t>
       </w:r>
       <w:r>
         <w:rPr>
-          <w:sz w:val="28"/>
-          <w:szCs w:val="22"/>
+          <w:szCs w:val="20"/>
         </w:rPr>
         <w:t>-&gt;</w:t>
       </w:r>
       <w:r>
         <w:rPr>
-          <w:sz w:val="28"/>
-          <w:szCs w:val="22"/>
+          <w:szCs w:val="20"/>
         </w:rPr>
         <w:t>−∞.</w:t>
       </w:r>
@@ -1678,37 +1652,32 @@
     <w:p>
       <w:pPr>
         <w:rPr>
-          <w:sz w:val="28"/>
-          <w:szCs w:val="22"/>
-        </w:rPr>
-      </w:pPr>
-      <w:r>
-        <w:rPr>
-          <w:sz w:val="28"/>
-          <w:szCs w:val="22"/>
+          <w:szCs w:val="20"/>
+        </w:rPr>
+      </w:pPr>
+      <w:r>
+        <w:rPr>
+          <w:szCs w:val="20"/>
         </w:rPr>
         <w:t xml:space="preserve">Once the Logistic Regression model has estimated the probability p = </w:t>
       </w:r>
       <w:proofErr w:type="spellStart"/>
       <w:r>
         <w:rPr>
-          <w:sz w:val="28"/>
-          <w:szCs w:val="22"/>
+          <w:szCs w:val="20"/>
         </w:rPr>
         <w:t>hθ</w:t>
       </w:r>
       <w:proofErr w:type="spellEnd"/>
       <w:r>
         <w:rPr>
-          <w:sz w:val="28"/>
-          <w:szCs w:val="22"/>
+          <w:szCs w:val="20"/>
         </w:rPr>
         <w:t xml:space="preserve"> (x) that an instance x belongs to the positive class, it can make its prediction ŷ easily</w:t>
       </w:r>
       <w:r>
         <w:rPr>
-          <w:sz w:val="28"/>
-          <w:szCs w:val="22"/>
+          <w:szCs w:val="20"/>
         </w:rPr>
         <w:t>.</w:t>
       </w:r>
@@ -1721,46 +1690,40 @@
           <w:numId w:val="2"/>
         </w:numPr>
         <w:rPr>
-          <w:sz w:val="28"/>
-          <w:szCs w:val="22"/>
-        </w:rPr>
-      </w:pPr>
-      <w:r>
-        <w:rPr>
-          <w:sz w:val="28"/>
-          <w:szCs w:val="22"/>
+          <w:szCs w:val="20"/>
+        </w:rPr>
+      </w:pPr>
+      <w:r>
+        <w:rPr>
+          <w:szCs w:val="20"/>
         </w:rPr>
         <w:t xml:space="preserve">In classification residuals and cost function is not squared. </w:t>
       </w:r>
       <w:proofErr w:type="gramStart"/>
       <w:r>
         <w:rPr>
-          <w:sz w:val="28"/>
-          <w:szCs w:val="22"/>
+          <w:szCs w:val="20"/>
         </w:rPr>
         <w:t>we</w:t>
       </w:r>
       <w:proofErr w:type="gramEnd"/>
       <w:r>
         <w:rPr>
-          <w:sz w:val="28"/>
-          <w:szCs w:val="22"/>
+          <w:szCs w:val="20"/>
         </w:rPr>
         <w:t xml:space="preserve"> use log loss to measure prediction </w:t>
       </w:r>
       <w:proofErr w:type="gramStart"/>
       <w:r>
         <w:rPr>
-          <w:sz w:val="28"/>
-          <w:szCs w:val="22"/>
+          <w:szCs w:val="20"/>
         </w:rPr>
         <w:t>error</w:t>
       </w:r>
       <w:proofErr w:type="gramEnd"/>
       <w:r>
         <w:rPr>
-          <w:sz w:val="28"/>
-          <w:szCs w:val="22"/>
+          <w:szCs w:val="20"/>
         </w:rPr>
         <w:t>.</w:t>
       </w:r>
@@ -1773,14 +1736,12 @@
           <w:numId w:val="2"/>
         </w:numPr>
         <w:rPr>
-          <w:sz w:val="28"/>
-          <w:szCs w:val="22"/>
-        </w:rPr>
-      </w:pPr>
-      <w:r>
-        <w:rPr>
-          <w:sz w:val="28"/>
-          <w:szCs w:val="22"/>
+          <w:szCs w:val="20"/>
+        </w:rPr>
+      </w:pPr>
+      <w:r>
+        <w:rPr>
+          <w:szCs w:val="20"/>
         </w:rPr>
         <w:drawing>
           <wp:inline distT="0" distB="0" distL="0" distR="0" wp14:anchorId="72F36ABF" wp14:editId="7F531D9D">
@@ -1827,55 +1788,48 @@
           <w:numId w:val="2"/>
         </w:numPr>
         <w:rPr>
-          <w:sz w:val="28"/>
-          <w:szCs w:val="22"/>
+          <w:szCs w:val="20"/>
         </w:rPr>
       </w:pPr>
       <w:proofErr w:type="gramStart"/>
       <w:r>
         <w:rPr>
-          <w:sz w:val="28"/>
-          <w:szCs w:val="22"/>
+          <w:szCs w:val="20"/>
         </w:rPr>
         <w:t>Similar to</w:t>
       </w:r>
       <w:proofErr w:type="gramEnd"/>
       <w:r>
         <w:rPr>
-          <w:sz w:val="28"/>
-          <w:szCs w:val="22"/>
+          <w:szCs w:val="20"/>
         </w:rPr>
         <w:t xml:space="preserve"> linear regression we use gradient descent to minimize cost </w:t>
       </w:r>
       <w:proofErr w:type="spellStart"/>
       <w:r>
         <w:rPr>
-          <w:sz w:val="28"/>
-          <w:szCs w:val="22"/>
+          <w:szCs w:val="20"/>
         </w:rPr>
         <w:t>functon</w:t>
       </w:r>
       <w:proofErr w:type="spellEnd"/>
       <w:r>
         <w:rPr>
-          <w:sz w:val="28"/>
-          <w:szCs w:val="22"/>
+          <w:szCs w:val="20"/>
         </w:rPr>
         <w:t xml:space="preserve">. But </w:t>
       </w:r>
       <w:proofErr w:type="gramStart"/>
       <w:r>
         <w:rPr>
-          <w:sz w:val="28"/>
-          <w:szCs w:val="22"/>
+          <w:szCs w:val="20"/>
         </w:rPr>
         <w:t>error is</w:t>
       </w:r>
       <w:proofErr w:type="gramEnd"/>
       <w:r>
         <w:rPr>
-          <w:sz w:val="28"/>
-          <w:szCs w:val="22"/>
+          <w:szCs w:val="20"/>
         </w:rPr>
         <w:t xml:space="preserve"> not squared.</w:t>
       </w:r>
@@ -1885,14 +1839,12 @@
         <w:pStyle w:val="ListParagraph"/>
         <w:ind w:left="2880"/>
         <w:rPr>
-          <w:sz w:val="28"/>
-          <w:szCs w:val="22"/>
-        </w:rPr>
-      </w:pPr>
-      <w:r>
-        <w:rPr>
-          <w:sz w:val="28"/>
-          <w:szCs w:val="22"/>
+          <w:szCs w:val="20"/>
+        </w:rPr>
+      </w:pPr>
+      <w:r>
+        <w:rPr>
+          <w:szCs w:val="20"/>
         </w:rPr>
         <w:drawing>
           <wp:inline distT="0" distB="0" distL="0" distR="0" wp14:anchorId="55084ADF" wp14:editId="3A2D27D3">
@@ -1936,14 +1888,12 @@
         <w:pStyle w:val="ListParagraph"/>
         <w:ind w:left="2880"/>
         <w:rPr>
-          <w:sz w:val="28"/>
-          <w:szCs w:val="22"/>
-        </w:rPr>
-      </w:pPr>
-      <w:r>
-        <w:rPr>
-          <w:sz w:val="28"/>
-          <w:szCs w:val="22"/>
+          <w:szCs w:val="20"/>
+        </w:rPr>
+      </w:pPr>
+      <w:r>
+        <w:rPr>
+          <w:szCs w:val="20"/>
         </w:rPr>
         <w:drawing>
           <wp:inline distT="0" distB="0" distL="0" distR="0" wp14:anchorId="37042B94" wp14:editId="3608ABA0">
@@ -1985,14 +1935,12 @@
     <w:p>
       <w:pPr>
         <w:rPr>
-          <w:sz w:val="28"/>
-          <w:szCs w:val="22"/>
-        </w:rPr>
-      </w:pPr>
-      <w:r>
-        <w:rPr>
-          <w:sz w:val="28"/>
-          <w:szCs w:val="22"/>
+          <w:szCs w:val="20"/>
+        </w:rPr>
+      </w:pPr>
+      <w:r>
+        <w:rPr>
+          <w:szCs w:val="20"/>
         </w:rPr>
         <w:tab/>
         <w:t>Learning controls the step size, it should not be too high and too low so that it iteratively updates theta until cost converges to minimum. Which gives best fit s curve for classification.</w:t>

--- a/Task 1.docx
+++ b/Task 1.docx
@@ -86,39 +86,7 @@
           <w:sz w:val="28"/>
           <w:szCs w:val="28"/>
         </w:rPr>
-        <w:t xml:space="preserve"> equation </w:t>
-      </w:r>
-      <w:proofErr w:type="spellStart"/>
-      <w:r>
-        <w:rPr>
-          <w:sz w:val="28"/>
-          <w:szCs w:val="28"/>
-        </w:rPr>
-        <w:t>i.e</w:t>
-      </w:r>
-      <w:proofErr w:type="spellEnd"/>
-      <w:r>
-        <w:rPr>
-          <w:sz w:val="28"/>
-          <w:szCs w:val="28"/>
-        </w:rPr>
-        <w:t xml:space="preserve"> y = </w:t>
-      </w:r>
-      <w:proofErr w:type="spellStart"/>
-      <w:r>
-        <w:rPr>
-          <w:sz w:val="28"/>
-          <w:szCs w:val="28"/>
-        </w:rPr>
-        <w:t>mx+c</w:t>
-      </w:r>
-      <w:proofErr w:type="spellEnd"/>
-      <w:r>
-        <w:rPr>
-          <w:sz w:val="28"/>
-          <w:szCs w:val="28"/>
-        </w:rPr>
-        <w:t xml:space="preserve">. When it comes to machine learning model, straight line equation is transformed as weight sum of input x and intercept. </w:t>
+        <w:t xml:space="preserve"> equation i.e y = mx+c. When it comes to machine learning model, straight line equation is transformed as weight sum of input x and intercept. </w:t>
       </w:r>
     </w:p>
     <w:p>
@@ -153,6 +121,7 @@
         <w:rPr>
           <w:b/>
           <w:bCs/>
+          <w:noProof/>
           <w:sz w:val="28"/>
           <w:szCs w:val="28"/>
           <w:u w:val="single"/>
@@ -210,6 +179,9 @@
     </w:p>
     <w:p>
       <w:r>
+        <w:rPr>
+          <w:noProof/>
+        </w:rPr>
         <w:drawing>
           <wp:inline distT="0" distB="0" distL="0" distR="0" wp14:anchorId="3D339C56" wp14:editId="19800A23">
             <wp:extent cx="2115024" cy="523830"/>
@@ -279,57 +251,76 @@
           <w:szCs w:val="20"/>
           <w:vertAlign w:val="subscript"/>
         </w:rPr>
-        <w:t>0</w:t>
+        <w:t xml:space="preserve">0   </w:t>
       </w:r>
       <w:r>
         <w:rPr>
           <w:szCs w:val="20"/>
           <w:vertAlign w:val="subscript"/>
         </w:rPr>
-        <w:t xml:space="preserve">   </w:t>
-      </w:r>
+        <w:t xml:space="preserve"> </w:t>
+      </w:r>
+      <w:r>
+        <w:rPr>
+          <w:szCs w:val="20"/>
+        </w:rPr>
+        <w:t xml:space="preserve">is the point </w:t>
+      </w:r>
+      <w:proofErr w:type="gramStart"/>
+      <w:r>
+        <w:rPr>
+          <w:szCs w:val="20"/>
+        </w:rPr>
+        <w:t>In</w:t>
+      </w:r>
+      <w:proofErr w:type="gramEnd"/>
+      <w:r>
+        <w:rPr>
+          <w:szCs w:val="20"/>
+        </w:rPr>
+        <w:t xml:space="preserve"> y that best fit line intercept as x = 0.</w:t>
+      </w:r>
+    </w:p>
+    <w:p>
+      <w:pPr>
+        <w:ind w:left="1785"/>
+        <w:rPr>
+          <w:szCs w:val="20"/>
+        </w:rPr>
+      </w:pPr>
+      <w:r>
+        <w:rPr>
+          <w:szCs w:val="20"/>
+        </w:rPr>
+        <w:t>Θ</w:t>
+      </w:r>
+      <w:proofErr w:type="gramStart"/>
       <w:r>
         <w:rPr>
           <w:szCs w:val="20"/>
           <w:vertAlign w:val="subscript"/>
         </w:rPr>
-        <w:t xml:space="preserve"> </w:t>
-      </w:r>
-      <w:r>
-        <w:rPr>
-          <w:szCs w:val="20"/>
-        </w:rPr>
-        <w:t xml:space="preserve">is the point </w:t>
-      </w:r>
-      <w:proofErr w:type="gramStart"/>
-      <w:r>
-        <w:rPr>
-          <w:szCs w:val="20"/>
-        </w:rPr>
-        <w:t>In</w:t>
+        <w:t xml:space="preserve">1 </w:t>
+      </w:r>
+      <w:r>
+        <w:rPr>
+          <w:szCs w:val="20"/>
+        </w:rPr>
+        <w:t xml:space="preserve"> is</w:t>
       </w:r>
       <w:proofErr w:type="gramEnd"/>
       <w:r>
         <w:rPr>
           <w:szCs w:val="20"/>
         </w:rPr>
-        <w:t xml:space="preserve"> y that best fit line intercept as x = 0.</w:t>
-      </w:r>
-    </w:p>
-    <w:p>
-      <w:pPr>
-        <w:ind w:left="1785"/>
-        <w:rPr>
-          <w:szCs w:val="20"/>
-        </w:rPr>
-      </w:pPr>
+        <w:t xml:space="preserve"> slope that tells for each unit increase in y the predicted value of y increase/decrease by </w:t>
+      </w:r>
       <w:r>
         <w:rPr>
           <w:szCs w:val="20"/>
         </w:rPr>
         <w:t>Θ</w:t>
       </w:r>
-      <w:proofErr w:type="gramStart"/>
       <w:r>
         <w:rPr>
           <w:szCs w:val="20"/>
@@ -341,39 +332,7 @@
         <w:rPr>
           <w:szCs w:val="20"/>
         </w:rPr>
-        <w:t xml:space="preserve"> is</w:t>
-      </w:r>
-      <w:proofErr w:type="gramEnd"/>
-      <w:r>
-        <w:rPr>
-          <w:szCs w:val="20"/>
-        </w:rPr>
-        <w:t xml:space="preserve"> slope that tells for each unit increase in y the predicted value of y increase/decrease by </w:t>
-      </w:r>
-      <w:r>
-        <w:rPr>
-          <w:szCs w:val="20"/>
-        </w:rPr>
-        <w:t>Θ</w:t>
-      </w:r>
-      <w:r>
-        <w:rPr>
-          <w:szCs w:val="20"/>
-          <w:vertAlign w:val="subscript"/>
-        </w:rPr>
-        <w:t xml:space="preserve">1 </w:t>
-      </w:r>
-      <w:r>
-        <w:rPr>
-          <w:szCs w:val="20"/>
-        </w:rPr>
-        <w:t xml:space="preserve"> </w:t>
-      </w:r>
-      <w:r>
-        <w:rPr>
-          <w:szCs w:val="20"/>
-        </w:rPr>
-        <w:t xml:space="preserve"> unit.</w:t>
+        <w:t xml:space="preserve">  unit.</w:t>
       </w:r>
     </w:p>
     <w:p>
@@ -424,6 +383,7 @@
       </w:pPr>
       <w:r>
         <w:rPr>
+          <w:noProof/>
           <w:szCs w:val="20"/>
           <w:u w:val="single"/>
         </w:rPr>
@@ -482,69 +442,27 @@
           <w:szCs w:val="20"/>
         </w:rPr>
         <w:tab/>
-        <w:t xml:space="preserve">Here blue dots </w:t>
-      </w:r>
-      <w:proofErr w:type="gramStart"/>
-      <w:r>
-        <w:rPr>
-          <w:szCs w:val="20"/>
-        </w:rPr>
-        <w:t>denotes</w:t>
-      </w:r>
-      <w:proofErr w:type="gramEnd"/>
-      <w:r>
-        <w:rPr>
-          <w:szCs w:val="20"/>
-        </w:rPr>
-        <w:t xml:space="preserve"> actual values and best fit line denotes predicted value. Best fit </w:t>
-      </w:r>
-      <w:proofErr w:type="gramStart"/>
-      <w:r>
-        <w:rPr>
-          <w:szCs w:val="20"/>
-        </w:rPr>
-        <w:t>line  is</w:t>
-      </w:r>
-      <w:proofErr w:type="gramEnd"/>
-      <w:r>
-        <w:rPr>
-          <w:szCs w:val="20"/>
-        </w:rPr>
-        <w:t xml:space="preserve"> what above hypothesis function creates. </w:t>
-      </w:r>
-    </w:p>
-    <w:p>
-      <w:pPr>
-        <w:rPr>
-          <w:szCs w:val="20"/>
-        </w:rPr>
-      </w:pPr>
-      <w:r>
-        <w:rPr>
-          <w:szCs w:val="20"/>
-        </w:rPr>
-        <w:tab/>
-      </w:r>
-      <w:r>
-        <w:rPr>
-          <w:szCs w:val="20"/>
-        </w:rPr>
-        <w:tab/>
-        <w:t xml:space="preserve">For better </w:t>
-      </w:r>
-      <w:proofErr w:type="gramStart"/>
-      <w:r>
-        <w:rPr>
-          <w:szCs w:val="20"/>
-        </w:rPr>
-        <w:t>result</w:t>
-      </w:r>
-      <w:proofErr w:type="gramEnd"/>
-      <w:r>
-        <w:rPr>
-          <w:szCs w:val="20"/>
-        </w:rPr>
-        <w:t xml:space="preserve"> the best fit line should cover greater number of actual values. That can be measured by </w:t>
+        <w:t xml:space="preserve">Here blue dots denotes actual values and best fit line denotes predicted value. Best fit line  is what above hypothesis function creates. </w:t>
+      </w:r>
+    </w:p>
+    <w:p>
+      <w:pPr>
+        <w:rPr>
+          <w:szCs w:val="20"/>
+        </w:rPr>
+      </w:pPr>
+      <w:r>
+        <w:rPr>
+          <w:szCs w:val="20"/>
+        </w:rPr>
+        <w:tab/>
+      </w:r>
+      <w:r>
+        <w:rPr>
+          <w:szCs w:val="20"/>
+        </w:rPr>
+        <w:tab/>
+        <w:t xml:space="preserve">For better result the best fit line should cover greater number of actual values. That can be measured by </w:t>
       </w:r>
       <w:r>
         <w:rPr>
@@ -555,9 +473,8 @@
           <w:szCs w:val="20"/>
           <w:u w:val="single"/>
         </w:rPr>
-        <w:t xml:space="preserve">residual </w:t>
-      </w:r>
-      <w:proofErr w:type="gramStart"/>
+        <w:t>residual error</w:t>
+      </w:r>
       <w:r>
         <w:rPr>
           <w:b/>
@@ -567,18 +484,6 @@
           <w:szCs w:val="20"/>
           <w:u w:val="single"/>
         </w:rPr>
-        <w:t>error</w:t>
-      </w:r>
-      <w:proofErr w:type="gramEnd"/>
-      <w:r>
-        <w:rPr>
-          <w:b/>
-          <w:bCs/>
-          <w:i/>
-          <w:iCs/>
-          <w:szCs w:val="20"/>
-          <w:u w:val="single"/>
-        </w:rPr>
         <w:t xml:space="preserve">. </w:t>
       </w:r>
       <w:r>
@@ -660,6 +565,7 @@
       </w:r>
       <w:r>
         <w:rPr>
+          <w:noProof/>
           <w:szCs w:val="20"/>
         </w:rPr>
         <w:drawing>
@@ -734,50 +640,50 @@
     <w:p>
       <w:pPr>
         <w:rPr>
+          <w:szCs w:val="20"/>
+          <w:cs/>
+        </w:rPr>
+      </w:pPr>
+      <w:r>
+        <w:rPr>
+          <w:szCs w:val="20"/>
+          <w:cs/>
+        </w:rPr>
+        <w:tab/>
+      </w:r>
+      <w:r>
+        <w:rPr>
+          <w:szCs w:val="20"/>
+          <w:cs/>
+        </w:rPr>
+        <w:tab/>
+      </w:r>
+      <w:r>
+        <w:rPr>
+          <w:szCs w:val="20"/>
+          <w:cs/>
+        </w:rPr>
+        <w:tab/>
+      </w:r>
+      <w:r>
+        <w:rPr>
+          <w:szCs w:val="20"/>
+          <w:cs/>
+        </w:rPr>
+        <w:tab/>
+      </w:r>
+      <w:r>
+        <w:rPr>
           <w:rFonts w:hint="cs"/>
           <w:szCs w:val="20"/>
           <w:cs/>
         </w:rPr>
-      </w:pPr>
-      <w:r>
-        <w:rPr>
-          <w:szCs w:val="20"/>
-          <w:cs/>
-        </w:rPr>
-        <w:tab/>
-      </w:r>
-      <w:r>
-        <w:rPr>
-          <w:szCs w:val="20"/>
-          <w:cs/>
-        </w:rPr>
-        <w:tab/>
-      </w:r>
-      <w:r>
-        <w:rPr>
-          <w:szCs w:val="20"/>
-          <w:cs/>
-        </w:rPr>
-        <w:tab/>
-      </w:r>
-      <w:r>
-        <w:rPr>
-          <w:szCs w:val="20"/>
-          <w:cs/>
-        </w:rPr>
-        <w:tab/>
-      </w:r>
-      <w:r>
-        <w:rPr>
-          <w:rFonts w:hint="cs"/>
-          <w:szCs w:val="20"/>
-          <w:cs/>
-        </w:rPr>
         <w:t xml:space="preserve"> </w:t>
       </w:r>
       <w:r>
         <w:rPr>
           <w:rFonts w:cs="Mangal"/>
+          <w:noProof/>
           <w:szCs w:val="20"/>
           <w:cs/>
         </w:rPr>
@@ -832,19 +738,11 @@
           <w:szCs w:val="20"/>
         </w:rPr>
       </w:pPr>
-      <w:proofErr w:type="gramStart"/>
-      <w:r>
-        <w:rPr>
-          <w:szCs w:val="20"/>
-        </w:rPr>
-        <w:t>We,</w:t>
-      </w:r>
-      <w:proofErr w:type="gramEnd"/>
-      <w:r>
-        <w:rPr>
-          <w:szCs w:val="20"/>
-        </w:rPr>
-        <w:t xml:space="preserve"> should minimize the average sum of squared residuals to get best result. Which is called </w:t>
+      <w:r>
+        <w:rPr>
+          <w:szCs w:val="20"/>
+        </w:rPr>
+        <w:t xml:space="preserve">We, should minimize the average sum of squared residuals to get best result. Which is called </w:t>
       </w:r>
       <w:r>
         <w:rPr>
@@ -901,6 +799,7 @@
       </w:r>
       <w:r>
         <w:rPr>
+          <w:noProof/>
           <w:szCs w:val="20"/>
         </w:rPr>
         <w:drawing>
@@ -971,21 +870,7 @@
           <w:szCs w:val="20"/>
         </w:rPr>
         <w:tab/>
-        <w:t xml:space="preserve">When we </w:t>
-      </w:r>
-      <w:proofErr w:type="spellStart"/>
-      <w:r>
-        <w:rPr>
-          <w:szCs w:val="20"/>
-        </w:rPr>
-        <w:t>olot</w:t>
-      </w:r>
-      <w:proofErr w:type="spellEnd"/>
-      <w:r>
-        <w:rPr>
-          <w:szCs w:val="20"/>
-        </w:rPr>
-        <w:t xml:space="preserve"> </w:t>
+        <w:t xml:space="preserve">When we olot </w:t>
       </w:r>
       <w:r>
         <w:rPr>
@@ -1034,6 +919,7 @@
       </w:r>
       <w:r>
         <w:rPr>
+          <w:noProof/>
           <w:szCs w:val="20"/>
         </w:rPr>
         <w:drawing>
@@ -1126,6 +1012,7 @@
       </w:r>
       <w:r>
         <w:rPr>
+          <w:noProof/>
           <w:szCs w:val="20"/>
         </w:rPr>
         <w:drawing>
@@ -1189,97 +1076,27 @@
           <w:szCs w:val="20"/>
         </w:rPr>
         <w:tab/>
-        <w:t xml:space="preserve">This </w:t>
-      </w:r>
-      <w:proofErr w:type="spellStart"/>
-      <w:r>
-        <w:rPr>
-          <w:szCs w:val="20"/>
-        </w:rPr>
-        <w:t>curge</w:t>
-      </w:r>
-      <w:proofErr w:type="spellEnd"/>
-      <w:r>
-        <w:rPr>
-          <w:szCs w:val="20"/>
-        </w:rPr>
-        <w:t xml:space="preserve"> is gradient descent plotted on a cost surface, we start at a random point on the cost surface then gradient descent moves step by step at learning rate towards the minimum. </w:t>
-      </w:r>
-    </w:p>
-    <w:p>
-      <w:pPr>
-        <w:rPr>
-          <w:szCs w:val="20"/>
-        </w:rPr>
-      </w:pPr>
-      <w:r>
-        <w:rPr>
-          <w:szCs w:val="20"/>
-        </w:rPr>
-        <w:tab/>
-      </w:r>
-      <w:r>
-        <w:rPr>
-          <w:szCs w:val="20"/>
-        </w:rPr>
-        <w:tab/>
-        <w:t xml:space="preserve">Learning rate should </w:t>
-      </w:r>
-      <w:proofErr w:type="gramStart"/>
-      <w:r>
-        <w:rPr>
-          <w:szCs w:val="20"/>
-        </w:rPr>
-        <w:t>be not</w:t>
-      </w:r>
-      <w:proofErr w:type="gramEnd"/>
-      <w:r>
-        <w:rPr>
-          <w:szCs w:val="20"/>
-        </w:rPr>
-        <w:t xml:space="preserve"> much high, that will make gradient descent to overshoot minimum </w:t>
-      </w:r>
-      <w:proofErr w:type="gramStart"/>
-      <w:r>
-        <w:rPr>
-          <w:szCs w:val="20"/>
-        </w:rPr>
-        <w:t>point</w:t>
-      </w:r>
-      <w:proofErr w:type="gramEnd"/>
-      <w:r>
-        <w:rPr>
-          <w:szCs w:val="20"/>
-        </w:rPr>
-        <w:t xml:space="preserve"> and miss minimum value. Which will make </w:t>
-      </w:r>
-      <w:proofErr w:type="gramStart"/>
-      <w:r>
-        <w:rPr>
-          <w:szCs w:val="20"/>
-        </w:rPr>
-        <w:t>model to</w:t>
-      </w:r>
-      <w:proofErr w:type="gramEnd"/>
-      <w:r>
-        <w:rPr>
-          <w:szCs w:val="20"/>
-        </w:rPr>
-        <w:t xml:space="preserve"> not converge to </w:t>
-      </w:r>
-      <w:proofErr w:type="gramStart"/>
-      <w:r>
-        <w:rPr>
-          <w:szCs w:val="20"/>
-        </w:rPr>
-        <w:t>minimum</w:t>
-      </w:r>
-      <w:proofErr w:type="gramEnd"/>
-      <w:r>
-        <w:rPr>
-          <w:szCs w:val="20"/>
-        </w:rPr>
-        <w:t xml:space="preserve"> and model fails to predict. </w:t>
+        <w:t xml:space="preserve">This curge is gradient descent plotted on a cost surface, we start at a random point on the cost surface then gradient descent moves step by step at learning rate towards the minimum. </w:t>
+      </w:r>
+    </w:p>
+    <w:p>
+      <w:pPr>
+        <w:rPr>
+          <w:szCs w:val="20"/>
+        </w:rPr>
+      </w:pPr>
+      <w:r>
+        <w:rPr>
+          <w:szCs w:val="20"/>
+        </w:rPr>
+        <w:tab/>
+      </w:r>
+      <w:r>
+        <w:rPr>
+          <w:szCs w:val="20"/>
+        </w:rPr>
+        <w:tab/>
+        <w:t xml:space="preserve">Learning rate should be not much high, that will make gradient descent to overshoot minimum point and miss minimum value. Which will make model to not converge to minimum and model fails to predict. </w:t>
       </w:r>
     </w:p>
     <w:p>
@@ -1323,21 +1140,7 @@
         <w:rPr>
           <w:szCs w:val="20"/>
         </w:rPr>
-        <w:t xml:space="preserve">The gradient descent </w:t>
-      </w:r>
-      <w:proofErr w:type="gramStart"/>
-      <w:r>
-        <w:rPr>
-          <w:szCs w:val="20"/>
-        </w:rPr>
-        <w:t>get</w:t>
-      </w:r>
-      <w:proofErr w:type="gramEnd"/>
-      <w:r>
-        <w:rPr>
-          <w:szCs w:val="20"/>
-        </w:rPr>
-        <w:t xml:space="preserve"> computed and theta is adjusted until it converges to minimum, which will give minimum cost function. Ultimately linear regression generates best fit line.</w:t>
+        <w:t>The gradient descent get computed and theta is adjusted until it converges to minimum, which will give minimum cost function. Ultimately linear regression generates best fit line.</w:t>
       </w:r>
     </w:p>
     <w:p>
@@ -1400,21 +1203,7 @@
         <w:rPr>
           <w:szCs w:val="20"/>
         </w:rPr>
-        <w:t xml:space="preserve">It is used for classification </w:t>
-      </w:r>
-      <w:proofErr w:type="gramStart"/>
-      <w:r>
-        <w:rPr>
-          <w:szCs w:val="20"/>
-        </w:rPr>
-        <w:t>problem</w:t>
-      </w:r>
-      <w:proofErr w:type="gramEnd"/>
-      <w:r>
-        <w:rPr>
-          <w:szCs w:val="20"/>
-        </w:rPr>
-        <w:t>, an extension of linear regression.</w:t>
+        <w:t>It is used for classification problem, an extension of linear regression.</w:t>
       </w:r>
     </w:p>
     <w:p>
@@ -1428,47 +1217,11 @@
           <w:szCs w:val="20"/>
         </w:rPr>
       </w:pPr>
-      <w:proofErr w:type="gramStart"/>
-      <w:r>
-        <w:rPr>
-          <w:szCs w:val="20"/>
-        </w:rPr>
-        <w:t>linear</w:t>
-      </w:r>
-      <w:proofErr w:type="gramEnd"/>
-      <w:r>
-        <w:rPr>
-          <w:szCs w:val="20"/>
-        </w:rPr>
-        <w:t xml:space="preserve"> regression </w:t>
-      </w:r>
-      <w:proofErr w:type="gramStart"/>
-      <w:r>
-        <w:rPr>
-          <w:szCs w:val="20"/>
-        </w:rPr>
-        <w:t>predict</w:t>
-      </w:r>
-      <w:proofErr w:type="gramEnd"/>
-      <w:r>
-        <w:rPr>
-          <w:szCs w:val="20"/>
-        </w:rPr>
-        <w:t xml:space="preserve"> continuous value, but it predicts probability of binary outcome. </w:t>
-      </w:r>
-      <w:proofErr w:type="spellStart"/>
-      <w:r>
-        <w:rPr>
-          <w:szCs w:val="20"/>
-        </w:rPr>
-        <w:t>i.e</w:t>
-      </w:r>
-      <w:proofErr w:type="spellEnd"/>
-      <w:r>
-        <w:rPr>
-          <w:szCs w:val="20"/>
-        </w:rPr>
-        <w:t xml:space="preserve"> 0 or 1.</w:t>
+      <w:r>
+        <w:rPr>
+          <w:szCs w:val="20"/>
+        </w:rPr>
+        <w:t>linear regression predict continuous value, but it predicts probability of binary outcome. i.e 0 or 1.</w:t>
       </w:r>
     </w:p>
     <w:p>
@@ -1498,6 +1251,7 @@
       </w:pPr>
       <w:r>
         <w:rPr>
+          <w:noProof/>
           <w:szCs w:val="20"/>
         </w:rPr>
         <w:drawing>
@@ -1552,31 +1306,18 @@
         <w:rPr>
           <w:szCs w:val="20"/>
         </w:rPr>
-        <w:t xml:space="preserve">To predict </w:t>
-      </w:r>
-      <w:proofErr w:type="gramStart"/>
-      <w:r>
-        <w:rPr>
-          <w:szCs w:val="20"/>
-        </w:rPr>
-        <w:t>probability</w:t>
-      </w:r>
-      <w:proofErr w:type="gramEnd"/>
-      <w:r>
-        <w:rPr>
-          <w:szCs w:val="20"/>
-        </w:rPr>
-        <w:t xml:space="preserve"> it uses sigmoid function:</w:t>
-      </w:r>
-    </w:p>
-    <w:p>
-      <w:pPr>
-        <w:rPr>
-          <w:szCs w:val="20"/>
-        </w:rPr>
-      </w:pPr>
-      <w:r>
-        <w:rPr>
+        <w:t>To predict probability it uses sigmoid function:</w:t>
+      </w:r>
+    </w:p>
+    <w:p>
+      <w:pPr>
+        <w:rPr>
+          <w:szCs w:val="20"/>
+        </w:rPr>
+      </w:pPr>
+      <w:r>
+        <w:rPr>
+          <w:noProof/>
           <w:szCs w:val="20"/>
         </w:rPr>
         <w:lastRenderedPageBreak/>
@@ -1627,59 +1368,68 @@
         <w:rPr>
           <w:szCs w:val="20"/>
         </w:rPr>
-        <w:tab/>
-        <w:t xml:space="preserve">When we plot this hypothesis, we will get S-shaped curve from 0 to 1 limits </w:t>
-      </w:r>
-      <w:r>
-        <w:rPr>
-          <w:szCs w:val="20"/>
-        </w:rPr>
-        <w:t>z→+∞ and 0 as z</w:t>
-      </w:r>
-      <w:r>
-        <w:rPr>
-          <w:szCs w:val="20"/>
-        </w:rPr>
-        <w:t>-&gt;</w:t>
-      </w:r>
-      <w:r>
-        <w:rPr>
-          <w:szCs w:val="20"/>
-        </w:rPr>
-        <w:t>−∞.</w:t>
-      </w:r>
-    </w:p>
-    <w:p>
-      <w:pPr>
-        <w:rPr>
-          <w:szCs w:val="20"/>
-        </w:rPr>
-      </w:pPr>
-      <w:r>
-        <w:rPr>
-          <w:szCs w:val="20"/>
-        </w:rPr>
-        <w:t xml:space="preserve">Once the Logistic Regression model has estimated the probability p = </w:t>
-      </w:r>
-      <w:proofErr w:type="spellStart"/>
-      <w:r>
-        <w:rPr>
-          <w:szCs w:val="20"/>
-        </w:rPr>
-        <w:t>hθ</w:t>
-      </w:r>
-      <w:proofErr w:type="spellEnd"/>
-      <w:r>
-        <w:rPr>
-          <w:szCs w:val="20"/>
-        </w:rPr>
-        <w:t xml:space="preserve"> (x) that an instance x belongs to the positive class, it can make its prediction ŷ easily</w:t>
-      </w:r>
-      <w:r>
-        <w:rPr>
-          <w:szCs w:val="20"/>
-        </w:rPr>
-        <w:t>.</w:t>
+        <w:drawing>
+          <wp:inline distT="0" distB="0" distL="0" distR="0" wp14:anchorId="251C3D2E" wp14:editId="08A77335">
+            <wp:extent cx="5381625" cy="1162050"/>
+            <wp:effectExtent l="0" t="0" r="9525" b="0"/>
+            <wp:docPr id="975766577" name="Picture 1"/>
+            <wp:cNvGraphicFramePr>
+              <a:graphicFrameLocks xmlns:a="http://schemas.openxmlformats.org/drawingml/2006/main" noChangeAspect="1"/>
+            </wp:cNvGraphicFramePr>
+            <a:graphic xmlns:a="http://schemas.openxmlformats.org/drawingml/2006/main">
+              <a:graphicData uri="http://schemas.openxmlformats.org/drawingml/2006/picture">
+                <pic:pic xmlns:pic="http://schemas.openxmlformats.org/drawingml/2006/picture">
+                  <pic:nvPicPr>
+                    <pic:cNvPr id="975766577" name=""/>
+                    <pic:cNvPicPr/>
+                  </pic:nvPicPr>
+                  <pic:blipFill>
+                    <a:blip r:embed="rId15"/>
+                    <a:stretch>
+                      <a:fillRect/>
+                    </a:stretch>
+                  </pic:blipFill>
+                  <pic:spPr>
+                    <a:xfrm>
+                      <a:off x="0" y="0"/>
+                      <a:ext cx="5382376" cy="1162212"/>
+                    </a:xfrm>
+                    <a:prstGeom prst="rect">
+                      <a:avLst/>
+                    </a:prstGeom>
+                  </pic:spPr>
+                </pic:pic>
+              </a:graphicData>
+            </a:graphic>
+          </wp:inline>
+        </w:drawing>
+      </w:r>
+    </w:p>
+    <w:p>
+      <w:pPr>
+        <w:rPr>
+          <w:szCs w:val="20"/>
+        </w:rPr>
+      </w:pPr>
+      <w:r>
+        <w:rPr>
+          <w:szCs w:val="20"/>
+        </w:rPr>
+        <w:tab/>
+        <w:t>When we plot this hypothesis, we will get S-shaped curve from 0 to 1 limits z→+∞ and 0 as z-&gt;−∞.</w:t>
+      </w:r>
+    </w:p>
+    <w:p>
+      <w:pPr>
+        <w:rPr>
+          <w:szCs w:val="20"/>
+        </w:rPr>
+      </w:pPr>
+      <w:r>
+        <w:rPr>
+          <w:szCs w:val="20"/>
+        </w:rPr>
+        <w:t>Once the Logistic Regression model has estimated the probability p = hθ (x) that an instance x belongs to the positive class, it can make its prediction ŷ easily.</w:t>
       </w:r>
     </w:p>
     <w:p>
@@ -1741,6 +1491,7 @@
       </w:pPr>
       <w:r>
         <w:rPr>
+          <w:noProof/>
           <w:szCs w:val="20"/>
         </w:rPr>
         <w:drawing>
@@ -1759,7 +1510,7 @@
                     <pic:cNvPicPr/>
                   </pic:nvPicPr>
                   <pic:blipFill>
-                    <a:blip r:embed="rId15"/>
+                    <a:blip r:embed="rId16"/>
                     <a:stretch>
                       <a:fillRect/>
                     </a:stretch>
@@ -1779,6 +1530,18 @@
           </wp:inline>
         </w:drawing>
       </w:r>
+      <w:r>
+        <w:rPr>
+          <w:szCs w:val="20"/>
+        </w:rPr>
+        <w:t xml:space="preserve"> </w:t>
+      </w:r>
+      <w:r>
+        <w:rPr>
+          <w:szCs w:val="20"/>
+        </w:rPr>
+        <w:tab/>
+      </w:r>
     </w:p>
     <w:p>
       <w:pPr>
@@ -1803,21 +1566,7 @@
         <w:rPr>
           <w:szCs w:val="20"/>
         </w:rPr>
-        <w:t xml:space="preserve"> linear regression we use gradient descent to minimize cost </w:t>
-      </w:r>
-      <w:proofErr w:type="spellStart"/>
-      <w:r>
-        <w:rPr>
-          <w:szCs w:val="20"/>
-        </w:rPr>
-        <w:t>functon</w:t>
-      </w:r>
-      <w:proofErr w:type="spellEnd"/>
-      <w:r>
-        <w:rPr>
-          <w:szCs w:val="20"/>
-        </w:rPr>
-        <w:t xml:space="preserve">. But </w:t>
+        <w:t xml:space="preserve"> linear regression we use gradient descent to minimize cost functon. But </w:t>
       </w:r>
       <w:proofErr w:type="gramStart"/>
       <w:r>
@@ -1844,6 +1593,7 @@
       </w:pPr>
       <w:r>
         <w:rPr>
+          <w:noProof/>
           <w:szCs w:val="20"/>
         </w:rPr>
         <w:drawing>
@@ -1862,7 +1612,7 @@
                     <pic:cNvPicPr/>
                   </pic:nvPicPr>
                   <pic:blipFill>
-                    <a:blip r:embed="rId16"/>
+                    <a:blip r:embed="rId17"/>
                     <a:stretch>
                       <a:fillRect/>
                     </a:stretch>
@@ -1893,6 +1643,7 @@
       </w:pPr>
       <w:r>
         <w:rPr>
+          <w:noProof/>
           <w:szCs w:val="20"/>
         </w:rPr>
         <w:drawing>
@@ -1911,7 +1662,7 @@
                     <pic:cNvPicPr/>
                   </pic:nvPicPr>
                   <pic:blipFill>
-                    <a:blip r:embed="rId17"/>
+                    <a:blip r:embed="rId18"/>
                     <a:stretch>
                       <a:fillRect/>
                     </a:stretch>
@@ -2771,6 +2522,7 @@
   <w:style w:type="character" w:default="1" w:styleId="DefaultParagraphFont">
     <w:name w:val="Default Paragraph Font"/>
     <w:uiPriority w:val="1"/>
+    <w:semiHidden/>
     <w:unhideWhenUsed/>
   </w:style>
   <w:style w:type="table" w:default="1" w:styleId="TableNormal">

--- a/Task 1.docx
+++ b/Task 1.docx
@@ -70,23 +70,39 @@
           <w:sz w:val="28"/>
           <w:szCs w:val="28"/>
         </w:rPr>
-        <w:t xml:space="preserve">linear regression is expansion of </w:t>
-      </w:r>
-      <w:proofErr w:type="gramStart"/>
+        <w:t xml:space="preserve">linear regression is expansion of straight line equation </w:t>
+      </w:r>
+      <w:proofErr w:type="spellStart"/>
       <w:r>
         <w:rPr>
           <w:sz w:val="28"/>
           <w:szCs w:val="28"/>
         </w:rPr>
-        <w:t>straight line</w:t>
-      </w:r>
-      <w:proofErr w:type="gramEnd"/>
+        <w:t>i.e</w:t>
+      </w:r>
+      <w:proofErr w:type="spellEnd"/>
       <w:r>
         <w:rPr>
           <w:sz w:val="28"/>
           <w:szCs w:val="28"/>
         </w:rPr>
-        <w:t xml:space="preserve"> equation i.e y = mx+c. When it comes to machine learning model, straight line equation is transformed as weight sum of input x and intercept. </w:t>
+        <w:t xml:space="preserve"> y = </w:t>
+      </w:r>
+      <w:proofErr w:type="spellStart"/>
+      <w:r>
+        <w:rPr>
+          <w:sz w:val="28"/>
+          <w:szCs w:val="28"/>
+        </w:rPr>
+        <w:t>mx+c</w:t>
+      </w:r>
+      <w:proofErr w:type="spellEnd"/>
+      <w:r>
+        <w:rPr>
+          <w:sz w:val="28"/>
+          <w:szCs w:val="28"/>
+        </w:rPr>
+        <w:t xml:space="preserve">. When it comes to machine learning model, straight line equation is transformed as weight sum of input x and intercept. </w:t>
       </w:r>
     </w:p>
     <w:p>
@@ -166,15 +182,7 @@
     <w:p>
       <w:r>
         <w:tab/>
-        <w:t xml:space="preserve">And y cap is predicted </w:t>
-      </w:r>
-      <w:proofErr w:type="gramStart"/>
-      <w:r>
-        <w:t>value</w:t>
-      </w:r>
-      <w:proofErr w:type="gramEnd"/>
-      <w:r>
-        <w:t xml:space="preserve"> or we can say hypothesis.</w:t>
+        <w:t>And y cap is predicted value or we can say hypothesis.</w:t>
       </w:r>
     </w:p>
     <w:p>
@@ -264,21 +272,7 @@
         <w:rPr>
           <w:szCs w:val="20"/>
         </w:rPr>
-        <w:t xml:space="preserve">is the point </w:t>
-      </w:r>
-      <w:proofErr w:type="gramStart"/>
-      <w:r>
-        <w:rPr>
-          <w:szCs w:val="20"/>
-        </w:rPr>
-        <w:t>In</w:t>
-      </w:r>
-      <w:proofErr w:type="gramEnd"/>
-      <w:r>
-        <w:rPr>
-          <w:szCs w:val="20"/>
-        </w:rPr>
-        <w:t xml:space="preserve"> y that best fit line intercept as x = 0.</w:t>
+        <w:t>is the point In y that best fit line intercept as x = 0.</w:t>
       </w:r>
     </w:p>
     <w:p>
@@ -294,7 +288,6 @@
         </w:rPr>
         <w:t>Θ</w:t>
       </w:r>
-      <w:proofErr w:type="gramStart"/>
       <w:r>
         <w:rPr>
           <w:szCs w:val="20"/>
@@ -306,14 +299,7 @@
         <w:rPr>
           <w:szCs w:val="20"/>
         </w:rPr>
-        <w:t xml:space="preserve"> is</w:t>
-      </w:r>
-      <w:proofErr w:type="gramEnd"/>
-      <w:r>
-        <w:rPr>
-          <w:szCs w:val="20"/>
-        </w:rPr>
-        <w:t xml:space="preserve"> slope that tells for each unit increase in y the predicted value of y increase/decrease by </w:t>
+        <w:t xml:space="preserve"> is slope that tells for each unit increase in y the predicted value of y increase/decrease by </w:t>
       </w:r>
       <w:r>
         <w:rPr>
@@ -870,7 +856,21 @@
           <w:szCs w:val="20"/>
         </w:rPr>
         <w:tab/>
-        <w:t xml:space="preserve">When we olot </w:t>
+        <w:t xml:space="preserve">When we </w:t>
+      </w:r>
+      <w:proofErr w:type="spellStart"/>
+      <w:r>
+        <w:rPr>
+          <w:szCs w:val="20"/>
+        </w:rPr>
+        <w:t>olot</w:t>
+      </w:r>
+      <w:proofErr w:type="spellEnd"/>
+      <w:r>
+        <w:rPr>
+          <w:szCs w:val="20"/>
+        </w:rPr>
+        <w:t xml:space="preserve"> </w:t>
       </w:r>
       <w:r>
         <w:rPr>
@@ -1076,7 +1076,21 @@
           <w:szCs w:val="20"/>
         </w:rPr>
         <w:tab/>
-        <w:t xml:space="preserve">This curge is gradient descent plotted on a cost surface, we start at a random point on the cost surface then gradient descent moves step by step at learning rate towards the minimum. </w:t>
+        <w:t xml:space="preserve">This </w:t>
+      </w:r>
+      <w:proofErr w:type="spellStart"/>
+      <w:r>
+        <w:rPr>
+          <w:szCs w:val="20"/>
+        </w:rPr>
+        <w:t>curge</w:t>
+      </w:r>
+      <w:proofErr w:type="spellEnd"/>
+      <w:r>
+        <w:rPr>
+          <w:szCs w:val="20"/>
+        </w:rPr>
+        <w:t xml:space="preserve"> is gradient descent plotted on a cost surface, we start at a random point on the cost surface then gradient descent moves step by step at learning rate towards the minimum. </w:t>
       </w:r>
     </w:p>
     <w:p>
@@ -1221,7 +1235,21 @@
         <w:rPr>
           <w:szCs w:val="20"/>
         </w:rPr>
-        <w:t>linear regression predict continuous value, but it predicts probability of binary outcome. i.e 0 or 1.</w:t>
+        <w:t xml:space="preserve">linear regression predict continuous value, but it predicts probability of binary outcome. </w:t>
+      </w:r>
+      <w:proofErr w:type="spellStart"/>
+      <w:r>
+        <w:rPr>
+          <w:szCs w:val="20"/>
+        </w:rPr>
+        <w:t>i.e</w:t>
+      </w:r>
+      <w:proofErr w:type="spellEnd"/>
+      <w:r>
+        <w:rPr>
+          <w:szCs w:val="20"/>
+        </w:rPr>
+        <w:t xml:space="preserve"> 0 or 1.</w:t>
       </w:r>
     </w:p>
     <w:p>
@@ -1429,7 +1457,21 @@
         <w:rPr>
           <w:szCs w:val="20"/>
         </w:rPr>
-        <w:t>Once the Logistic Regression model has estimated the probability p = hθ (x) that an instance x belongs to the positive class, it can make its prediction ŷ easily.</w:t>
+        <w:t xml:space="preserve">Once the Logistic Regression model has estimated the probability p = </w:t>
+      </w:r>
+      <w:proofErr w:type="spellStart"/>
+      <w:r>
+        <w:rPr>
+          <w:szCs w:val="20"/>
+        </w:rPr>
+        <w:t>hθ</w:t>
+      </w:r>
+      <w:proofErr w:type="spellEnd"/>
+      <w:r>
+        <w:rPr>
+          <w:szCs w:val="20"/>
+        </w:rPr>
+        <w:t xml:space="preserve"> (x) that an instance x belongs to the positive class, it can make its prediction ŷ easily.</w:t>
       </w:r>
     </w:p>
     <w:p>
@@ -1447,35 +1489,7 @@
         <w:rPr>
           <w:szCs w:val="20"/>
         </w:rPr>
-        <w:t xml:space="preserve">In classification residuals and cost function is not squared. </w:t>
-      </w:r>
-      <w:proofErr w:type="gramStart"/>
-      <w:r>
-        <w:rPr>
-          <w:szCs w:val="20"/>
-        </w:rPr>
-        <w:t>we</w:t>
-      </w:r>
-      <w:proofErr w:type="gramEnd"/>
-      <w:r>
-        <w:rPr>
-          <w:szCs w:val="20"/>
-        </w:rPr>
-        <w:t xml:space="preserve"> use log loss to measure prediction </w:t>
-      </w:r>
-      <w:proofErr w:type="gramStart"/>
-      <w:r>
-        <w:rPr>
-          <w:szCs w:val="20"/>
-        </w:rPr>
-        <w:t>error</w:t>
-      </w:r>
-      <w:proofErr w:type="gramEnd"/>
-      <w:r>
-        <w:rPr>
-          <w:szCs w:val="20"/>
-        </w:rPr>
-        <w:t>.</w:t>
+        <w:t>In classification residuals and cost function is not squared. we use log loss to measure prediction error.</w:t>
       </w:r>
     </w:p>
     <w:p>
@@ -1550,47 +1564,25 @@
           <w:ilvl w:val="0"/>
           <w:numId w:val="2"/>
         </w:numPr>
-        <w:rPr>
-          <w:szCs w:val="20"/>
-        </w:rPr>
-      </w:pPr>
-      <w:proofErr w:type="gramStart"/>
-      <w:r>
-        <w:rPr>
-          <w:szCs w:val="20"/>
-        </w:rPr>
-        <w:t>Similar to</w:t>
-      </w:r>
-      <w:proofErr w:type="gramEnd"/>
-      <w:r>
-        <w:rPr>
-          <w:szCs w:val="20"/>
-        </w:rPr>
-        <w:t xml:space="preserve"> linear regression we use gradient descent to minimize cost functon. But </w:t>
-      </w:r>
-      <w:proofErr w:type="gramStart"/>
-      <w:r>
-        <w:rPr>
-          <w:szCs w:val="20"/>
-        </w:rPr>
-        <w:t>error is</w:t>
-      </w:r>
-      <w:proofErr w:type="gramEnd"/>
-      <w:r>
-        <w:rPr>
-          <w:szCs w:val="20"/>
-        </w:rPr>
-        <w:t xml:space="preserve"> not squared.</w:t>
-      </w:r>
-    </w:p>
-    <w:p>
-      <w:pPr>
-        <w:pStyle w:val="ListParagraph"/>
         <w:ind w:left="2880"/>
         <w:rPr>
           <w:szCs w:val="20"/>
         </w:rPr>
       </w:pPr>
+      <w:r>
+        <w:rPr>
+          <w:szCs w:val="20"/>
+        </w:rPr>
+        <w:t xml:space="preserve">Similar to linear regression we use gradient descent to minimize cost </w:t>
+      </w:r>
+      <w:proofErr w:type="spellStart"/>
+      <w:r>
+        <w:rPr>
+          <w:szCs w:val="20"/>
+        </w:rPr>
+        <w:t>functon</w:t>
+      </w:r>
+      <w:proofErr w:type="spellEnd"/>
       <w:r>
         <w:rPr>
           <w:noProof/>
